--- a/docs/exports/PROJECT_INFO.docx
+++ b/docs/exports/PROJECT_INFO.docx
@@ -2,13 +2,13 @@
 <file path=word/document.xml><?xml version="1.0" encoding="utf-8"?>
 <w:document xmlns:w="http://schemas.openxmlformats.org/wordprocessingml/2006/main" xmlns:m="http://schemas.openxmlformats.org/officeDocument/2006/math" xmlns:r="http://schemas.openxmlformats.org/officeDocument/2006/relationships" xmlns:o="urn:schemas-microsoft-com:office:office" xmlns:v="urn:schemas-microsoft-com:vml" xmlns:w10="urn:schemas-microsoft-com:office:word" xmlns:a="http://schemas.openxmlformats.org/drawingml/2006/main" xmlns:pic="http://schemas.openxmlformats.org/drawingml/2006/picture" xmlns:wp="http://schemas.openxmlformats.org/drawingml/2006/wordprocessingDrawing">
   <w:body>
-    <w:bookmarkStart w:id="26" w:name="kbbg-app-한국불교바둑협회-웹사이트"/>
+    <w:bookmarkStart w:id="27" w:name="Xaf3635b399dc75f7a333745350b49ba9c709b15"/>
     <w:p>
       <w:pPr>
         <w:pStyle w:val="Heading1"/>
       </w:pPr>
       <w:r>
-        <w:t xml:space="preserve">kbbg-app — 한국불교바둑협회 웹사이트</w:t>
+        <w:t xml:space="preserve">kbbg-app — K-Beauty Buyers Guide (한국 뷰티/의료 병원 추천 플랫폼)</w:t>
       </w:r>
     </w:p>
     <w:bookmarkStart w:id="20" w:name="배포-url"/>
@@ -36,7 +36,7 @@
         <w:t xml:space="preserve">Vercel</w:t>
       </w:r>
       <w:r>
-        <w:t xml:space="preserve">: (Vercel 대시보드에서 확인 후 업데이트)</w:t>
+        <w:t xml:space="preserve">: https://kbeautybuyersguide.com</w:t>
       </w:r>
     </w:p>
     <w:bookmarkEnd w:id="20"/>
@@ -87,7 +87,121 @@
         <w:t xml:space="preserve">Supabase</w:t>
       </w:r>
       <w:r>
-        <w:t xml:space="preserve">: (데이터베이스, 인증)</w:t>
+        <w:t xml:space="preserve">: 데이터베이스, 인증 (https://appqwvuseeenbmgoacrz.supabase.co)</w:t>
+      </w:r>
+    </w:p>
+    <w:p>
+      <w:pPr>
+        <w:numPr>
+          <w:ilvl w:val="0"/>
+          <w:numId w:val="1003"/>
+        </w:numPr>
+        <w:pStyle w:val="Compact"/>
+      </w:pPr>
+      <w:r>
+        <w:rPr>
+          <w:bCs/>
+          <w:b/>
+        </w:rPr>
+        <w:t xml:space="preserve">심평원(HIRA) API</w:t>
+      </w:r>
+      <w:r>
+        <w:t xml:space="preserve">: 병원 공공데이터 수집 (매일 자동 동기화)</w:t>
+      </w:r>
+    </w:p>
+    <w:p>
+      <w:pPr>
+        <w:numPr>
+          <w:ilvl w:val="0"/>
+          <w:numId w:val="1003"/>
+        </w:numPr>
+        <w:pStyle w:val="Compact"/>
+      </w:pPr>
+      <w:r>
+        <w:rPr>
+          <w:bCs/>
+          <w:b/>
+        </w:rPr>
+        <w:t xml:space="preserve">OpenAI API</w:t>
+      </w:r>
+      <w:r>
+        <w:t xml:space="preserve">: GPT-4o-mini (자연어 검색 의도 추출)</w:t>
+      </w:r>
+    </w:p>
+    <w:p>
+      <w:pPr>
+        <w:numPr>
+          <w:ilvl w:val="0"/>
+          <w:numId w:val="1003"/>
+        </w:numPr>
+        <w:pStyle w:val="Compact"/>
+      </w:pPr>
+      <w:r>
+        <w:rPr>
+          <w:bCs/>
+          <w:b/>
+        </w:rPr>
+        <w:t xml:space="preserve">Anthropic API</w:t>
+      </w:r>
+      <w:r>
+        <w:t xml:space="preserve">: Claude Sonnet (병원 추천 설명 생성)</w:t>
+      </w:r>
+    </w:p>
+    <w:p>
+      <w:pPr>
+        <w:numPr>
+          <w:ilvl w:val="0"/>
+          <w:numId w:val="1003"/>
+        </w:numPr>
+        <w:pStyle w:val="Compact"/>
+      </w:pPr>
+      <w:r>
+        <w:rPr>
+          <w:bCs/>
+          <w:b/>
+        </w:rPr>
+        <w:t xml:space="preserve">Google Places API</w:t>
+      </w:r>
+      <w:r>
+        <w:t xml:space="preserve">: 구글 별점/리뷰 조회</w:t>
+      </w:r>
+    </w:p>
+    <w:p>
+      <w:pPr>
+        <w:numPr>
+          <w:ilvl w:val="0"/>
+          <w:numId w:val="1003"/>
+        </w:numPr>
+        <w:pStyle w:val="Compact"/>
+      </w:pPr>
+      <w:r>
+        <w:rPr>
+          <w:bCs/>
+          <w:b/>
+        </w:rPr>
+        <w:t xml:space="preserve">네이버 검색 API</w:t>
+      </w:r>
+      <w:r>
+        <w:t xml:space="preserve">: 블로그 화제성 조회</w:t>
+      </w:r>
+    </w:p>
+    <w:p>
+      <w:pPr>
+        <w:numPr>
+          <w:ilvl w:val="0"/>
+          <w:numId w:val="1003"/>
+        </w:numPr>
+        <w:pStyle w:val="Compact"/>
+      </w:pPr>
+      <w:r>
+        <w:rPr>
+          <w:bCs/>
+          <w:b/>
+        </w:rPr>
+        <w:t xml:space="preserve">Google Analytics</w:t>
+      </w:r>
+      <w:r>
+        <w:t xml:space="preserve">: G-H3TFLPL00B</w:t>
       </w:r>
     </w:p>
     <w:bookmarkEnd w:id="22"/>
@@ -139,16 +253,254 @@
         <w:pStyle w:val="Compact"/>
       </w:pPr>
       <w:r>
-        <w:t xml:space="preserve">(기타 Supabase 관련 키)</w:t>
+        <w:rPr>
+          <w:rStyle w:val="VerbatimChar"/>
+        </w:rPr>
+        <w:t xml:space="preserve">NEXT_PUBLIC_SITE_URL</w:t>
+      </w:r>
+    </w:p>
+    <w:p>
+      <w:pPr>
+        <w:numPr>
+          <w:ilvl w:val="0"/>
+          <w:numId w:val="1004"/>
+        </w:numPr>
+        <w:pStyle w:val="Compact"/>
+      </w:pPr>
+      <w:r>
+        <w:rPr>
+          <w:rStyle w:val="VerbatimChar"/>
+        </w:rPr>
+        <w:t xml:space="preserve">NEXT_PUBLIC_SITE_NAME</w:t>
+      </w:r>
+    </w:p>
+    <w:p>
+      <w:pPr>
+        <w:numPr>
+          <w:ilvl w:val="0"/>
+          <w:numId w:val="1004"/>
+        </w:numPr>
+        <w:pStyle w:val="Compact"/>
+      </w:pPr>
+      <w:r>
+        <w:rPr>
+          <w:rStyle w:val="VerbatimChar"/>
+        </w:rPr>
+        <w:t xml:space="preserve">NEXT_PUBLIC_CONTACT_EMAIL</w:t>
+      </w:r>
+    </w:p>
+    <w:p>
+      <w:pPr>
+        <w:numPr>
+          <w:ilvl w:val="0"/>
+          <w:numId w:val="1004"/>
+        </w:numPr>
+        <w:pStyle w:val="Compact"/>
+      </w:pPr>
+      <w:r>
+        <w:rPr>
+          <w:rStyle w:val="VerbatimChar"/>
+        </w:rPr>
+        <w:t xml:space="preserve">NEXT_PUBLIC_GA_MEASUREMENT_ID</w:t>
+      </w:r>
+    </w:p>
+    <w:p>
+      <w:pPr>
+        <w:numPr>
+          <w:ilvl w:val="0"/>
+          <w:numId w:val="1004"/>
+        </w:numPr>
+        <w:pStyle w:val="Compact"/>
+      </w:pPr>
+      <w:r>
+        <w:rPr>
+          <w:rStyle w:val="VerbatimChar"/>
+        </w:rPr>
+        <w:t xml:space="preserve">HIRA_API_KEY</w:t>
+      </w:r>
+    </w:p>
+    <w:p>
+      <w:pPr>
+        <w:numPr>
+          <w:ilvl w:val="0"/>
+          <w:numId w:val="1004"/>
+        </w:numPr>
+        <w:pStyle w:val="Compact"/>
+      </w:pPr>
+      <w:r>
+        <w:rPr>
+          <w:rStyle w:val="VerbatimChar"/>
+        </w:rPr>
+        <w:t xml:space="preserve">OPENAI_API_KEY</w:t>
+      </w:r>
+    </w:p>
+    <w:p>
+      <w:pPr>
+        <w:numPr>
+          <w:ilvl w:val="0"/>
+          <w:numId w:val="1004"/>
+        </w:numPr>
+        <w:pStyle w:val="Compact"/>
+      </w:pPr>
+      <w:r>
+        <w:rPr>
+          <w:rStyle w:val="VerbatimChar"/>
+        </w:rPr>
+        <w:t xml:space="preserve">ANTHROPIC_API_KEY</w:t>
+      </w:r>
+    </w:p>
+    <w:p>
+      <w:pPr>
+        <w:numPr>
+          <w:ilvl w:val="0"/>
+          <w:numId w:val="1004"/>
+        </w:numPr>
+        <w:pStyle w:val="Compact"/>
+      </w:pPr>
+      <w:r>
+        <w:rPr>
+          <w:rStyle w:val="VerbatimChar"/>
+        </w:rPr>
+        <w:t xml:space="preserve">GOOGLE_PLACES_API_KEY</w:t>
+      </w:r>
+    </w:p>
+    <w:p>
+      <w:pPr>
+        <w:numPr>
+          <w:ilvl w:val="0"/>
+          <w:numId w:val="1004"/>
+        </w:numPr>
+        <w:pStyle w:val="Compact"/>
+      </w:pPr>
+      <w:r>
+        <w:rPr>
+          <w:rStyle w:val="VerbatimChar"/>
+        </w:rPr>
+        <w:t xml:space="preserve">NAVER_CLIENT_ID</w:t>
+      </w:r>
+    </w:p>
+    <w:p>
+      <w:pPr>
+        <w:numPr>
+          <w:ilvl w:val="0"/>
+          <w:numId w:val="1004"/>
+        </w:numPr>
+        <w:pStyle w:val="Compact"/>
+      </w:pPr>
+      <w:r>
+        <w:rPr>
+          <w:rStyle w:val="VerbatimChar"/>
+        </w:rPr>
+        <w:t xml:space="preserve">NAVER_CLIENT_SECRET</w:t>
+      </w:r>
+    </w:p>
+    <w:p>
+      <w:pPr>
+        <w:numPr>
+          <w:ilvl w:val="0"/>
+          <w:numId w:val="1004"/>
+        </w:numPr>
+        <w:pStyle w:val="Compact"/>
+      </w:pPr>
+      <w:r>
+        <w:rPr>
+          <w:rStyle w:val="VerbatimChar"/>
+        </w:rPr>
+        <w:t xml:space="preserve">CRON_SECRET</w:t>
+      </w:r>
+    </w:p>
+    <w:p>
+      <w:pPr>
+        <w:numPr>
+          <w:ilvl w:val="0"/>
+          <w:numId w:val="1004"/>
+        </w:numPr>
+        <w:pStyle w:val="Compact"/>
+      </w:pPr>
+      <w:r>
+        <w:rPr>
+          <w:rStyle w:val="VerbatimChar"/>
+        </w:rPr>
+        <w:t xml:space="preserve">SUPABASE_SERVICE_ROLE_KEY</w:t>
       </w:r>
     </w:p>
     <w:bookmarkEnd w:id="23"/>
-    <w:bookmarkStart w:id="24" w:name="현재-상태"/>
+    <w:bookmarkStart w:id="24" w:name="주요-기능"/>
     <w:p>
       <w:pPr>
         <w:pStyle w:val="Heading2"/>
       </w:pPr>
       <w:r>
+        <w:t xml:space="preserve">주요 기능</w:t>
+      </w:r>
+    </w:p>
+    <w:p>
+      <w:pPr>
+        <w:numPr>
+          <w:ilvl w:val="0"/>
+          <w:numId w:val="1005"/>
+        </w:numPr>
+        <w:pStyle w:val="Compact"/>
+      </w:pPr>
+      <w:r>
+        <w:t xml:space="preserve">AI 자연어 검색 (GPT 의도추출 → DB 검색 → Claude 설명생성)</w:t>
+      </w:r>
+    </w:p>
+    <w:p>
+      <w:pPr>
+        <w:numPr>
+          <w:ilvl w:val="0"/>
+          <w:numId w:val="1005"/>
+        </w:numPr>
+        <w:pStyle w:val="Compact"/>
+      </w:pPr>
+      <w:r>
+        <w:t xml:space="preserve">조건 기반 병원 검색 (진료과, 지역, 전문의 수 등)</w:t>
+      </w:r>
+    </w:p>
+    <w:p>
+      <w:pPr>
+        <w:numPr>
+          <w:ilvl w:val="0"/>
+          <w:numId w:val="1005"/>
+        </w:numPr>
+        <w:pStyle w:val="Compact"/>
+      </w:pPr>
+      <w:r>
+        <w:t xml:space="preserve">심평원 데이터 매일 자동 동기화 (Vercel Cron, 03:00 UTC)</w:t>
+      </w:r>
+    </w:p>
+    <w:p>
+      <w:pPr>
+        <w:numPr>
+          <w:ilvl w:val="0"/>
+          <w:numId w:val="1005"/>
+        </w:numPr>
+        <w:pStyle w:val="Compact"/>
+      </w:pPr>
+      <w:r>
+        <w:t xml:space="preserve">구글 별점 + 네이버 블로그 화제성 자동 수집</w:t>
+      </w:r>
+    </w:p>
+    <w:p>
+      <w:pPr>
+        <w:numPr>
+          <w:ilvl w:val="0"/>
+          <w:numId w:val="1005"/>
+        </w:numPr>
+        <w:pStyle w:val="Compact"/>
+      </w:pPr>
+      <w:r>
+        <w:t xml:space="preserve">다국어 지원 (한국어, 영어, 중국어, 일본어, 태국어)</w:t>
+      </w:r>
+    </w:p>
+    <w:bookmarkEnd w:id="24"/>
+    <w:bookmarkStart w:id="25" w:name="현재-상태"/>
+    <w:p>
+      <w:pPr>
+        <w:pStyle w:val="Heading2"/>
+      </w:pPr>
+      <w:r>
         <w:t xml:space="preserve">현재 상태</w:t>
       </w:r>
     </w:p>
@@ -156,7 +508,7 @@
       <w:pPr>
         <w:numPr>
           <w:ilvl w:val="0"/>
-          <w:numId w:val="1005"/>
+          <w:numId w:val="1006"/>
         </w:numPr>
         <w:pStyle w:val="Compact"/>
       </w:pPr>
@@ -165,17 +517,17 @@
           <w:bCs/>
           <w:b/>
         </w:rPr>
-        <w:t xml:space="preserve">진행중</w:t>
+        <w:t xml:space="preserve">운영중</w:t>
       </w:r>
       <w:r>
         <w:t xml:space="preserve"> </w:t>
       </w:r>
       <w:r>
-        <w:t xml:space="preserve">— 다국어(i18n) 시스템 구현 완료, 운영 중</w:t>
-      </w:r>
-    </w:p>
-    <w:bookmarkEnd w:id="24"/>
-    <w:bookmarkStart w:id="25" w:name="마지막-업데이트"/>
+        <w:t xml:space="preserve">— 다국어(i18n) 시스템 구현 완료, AI 검색 운영 중</w:t>
+      </w:r>
+    </w:p>
+    <w:bookmarkEnd w:id="25"/>
+    <w:bookmarkStart w:id="26" w:name="마지막-업데이트"/>
     <w:p>
       <w:pPr>
         <w:pStyle w:val="Heading2"/>
@@ -188,16 +540,16 @@
       <w:pPr>
         <w:numPr>
           <w:ilvl w:val="0"/>
-          <w:numId w:val="1006"/>
-        </w:numPr>
-        <w:pStyle w:val="Compact"/>
-      </w:pPr>
-      <w:r>
-        <w:t xml:space="preserve">2026-04-17</w:t>
-      </w:r>
-    </w:p>
-    <w:bookmarkEnd w:id="25"/>
+          <w:numId w:val="1007"/>
+        </w:numPr>
+        <w:pStyle w:val="Compact"/>
+      </w:pPr>
+      <w:r>
+        <w:t xml:space="preserve">2026-04-20</w:t>
+      </w:r>
+    </w:p>
     <w:bookmarkEnd w:id="26"/>
+    <w:bookmarkEnd w:id="27"/>
     <w:sectPr/>
   </w:body>
 </w:document>
@@ -399,6 +751,9 @@
     <w:abstractNumId w:val="991"/>
   </w:num>
   <w:num w:numId="1006">
+    <w:abstractNumId w:val="991"/>
+  </w:num>
+  <w:num w:numId="1007">
     <w:abstractNumId w:val="991"/>
   </w:num>
 </w:numbering>
